--- a/PRODUCT_FEATURES.docx
+++ b/PRODUCT_FEATURES.docx
@@ -5071,7 +5071,7 @@
           <w:rFonts w:ascii="Consolas" w:hAnsi="Consolas"/>
           <w:sz w:val="20"/>
         </w:rPr>
-        <w:t>gemini-1.5-flash</w:t>
+        <w:t>gemini-2.5-flash</w:t>
       </w:r>
       <w:r>
         <w:t>). Override only if your account has access to a different model.</w:t>
